--- a/files/2-kommercheskoe-predlozhenie.docx
+++ b/files/2-kommercheskoe-predlozhenie.docx
@@ -12,7 +12,7 @@
       <w:r>
         <w:t>Для: [имя клиента / компания]</w:t>
         <w:br/>
-        <w:t>От: [твоё имя, ИП / самозанятая]</w:t>
+        <w:t>От: [твоё имя]</w:t>
         <w:br/>
         <w:t>Дата: [дд.мм.гггг]</w:t>
       </w:r>
@@ -25,7 +25,7 @@
     </w:p>
     <w:p>
       <w:r>
-        <w:t>[Опиши в 2–3 предложениях, с чем пришёл клиент и что мешает ему расти. Используй его слова из брифа.]</w:t>
+        <w:t>[2–3 предложения: чем занимается клиент и какая рутина или задача отнимает у него время. Используй его слова из брифа.]</w:t>
       </w:r>
     </w:p>
     <w:p/>
@@ -36,7 +36,7 @@
     </w:p>
     <w:p>
       <w:r>
-        <w:t>[Что именно ты предлагаешь сделать, простым языком, без терминов.]</w:t>
+        <w:t>[Что именно ты предлагаешь: внедрить ИИ-инструменты, настроить автоматизацию, выстроить личный бренд. Простым языком, без терминов.]</w:t>
       </w:r>
     </w:p>
     <w:p>
@@ -71,7 +71,7 @@
     </w:p>
     <w:p>
       <w:r>
-        <w:t>[Что клиент получит на выходе: цифры, сроки, материалы. Если есть похожий кейс — одна строка с результатом.]</w:t>
+        <w:t>[Что клиент получит на выходе: сэкономленные часы, готовые инструкции, настроенные сценарии. Если есть похожий кейс — одна строка с цифрой.]</w:t>
       </w:r>
     </w:p>
     <w:p/>
@@ -184,6 +184,8 @@
         <w:t>Срок выполнения: [N дней / недель]</w:t>
         <w:br/>
         <w:t>Условия оплаты: [предоплата 50% / по этапам]</w:t>
+        <w:br/>
+        <w:t>Поддержка после сдачи: [N дней]</w:t>
       </w:r>
     </w:p>
     <w:p/>
@@ -207,7 +209,7 @@
     </w:p>
     <w:p>
       <w:r>
-        <w:t>[Telegram / VK / телефон]</w:t>
+        <w:t>[Telegram / Instagram / телефон]</w:t>
       </w:r>
     </w:p>
     <w:sectPr>
